--- a/templates/pilot/SRC-ARTHRITIS-KNEE-SIM.docx
+++ b/templates/pilot/SRC-ARTHRITIS-KNEE-SIM.docx
@@ -15125,7 +15125,7 @@
                 <w:szCs w:val="22"/>
                 <w:rtl w:val="0"/>
               </w:rPr>
-              <w:t xml:space="preserve">Clayton B. Hess MD MPH</w:t>
+              <w:t xml:space="preserve">{radiationOncologist}</w:t>
             </w:r>
           </w:p>
           <w:p>
@@ -15167,7 +15167,7 @@
                 <w:szCs w:val="20"/>
                 <w:rtl w:val="0"/>
               </w:rPr>
-              <w:t xml:space="preserve">Feb 23, 2026 12:00 PM</w:t>
+              <w:t xml:space="preserve">{dateCompleted}</w:t>
             </w:r>
             <w:r>
               <w:rPr>
